--- a/SO/lab7/Report_Anastasiia.docx
+++ b/SO/lab7/Report_Anastasiia.docx
@@ -137,7 +137,6 @@
           <w:b/>
           <w:sz w:val="48"/>
           <w:szCs w:val="48"/>
-          <w:lang w:val="en-US"/>
         </w:rPr>
       </w:pPr>
       <w:proofErr w:type="spellStart"/>
@@ -164,7 +163,6 @@
           <w:b/>
           <w:sz w:val="48"/>
           <w:szCs w:val="48"/>
-          <w:lang w:val="en-US"/>
         </w:rPr>
         <w:t>7</w:t>
       </w:r>
@@ -721,6 +719,178 @@
     </w:p>
     <w:p>
       <w:pPr>
+        <w:spacing w:after="200" w:line="276" w:lineRule="auto"/>
+        <w:jc w:val="both"/>
+      </w:pPr>
+      <w:r>
+        <w:drawing>
+          <wp:inline distT="0" distB="0" distL="0" distR="0" wp14:anchorId="47AF87D7" wp14:editId="6FAC6FC1">
+            <wp:extent cx="5940425" cy="1647825"/>
+            <wp:effectExtent l="0" t="0" r="3175" b="9525"/>
+            <wp:docPr id="2015855177" name="Рисунок 1"/>
+            <wp:cNvGraphicFramePr>
+              <a:graphicFrameLocks xmlns:a="http://schemas.openxmlformats.org/drawingml/2006/main" noChangeAspect="1"/>
+            </wp:cNvGraphicFramePr>
+            <a:graphic xmlns:a="http://schemas.openxmlformats.org/drawingml/2006/main">
+              <a:graphicData uri="http://schemas.openxmlformats.org/drawingml/2006/picture">
+                <pic:pic xmlns:pic="http://schemas.openxmlformats.org/drawingml/2006/picture">
+                  <pic:nvPicPr>
+                    <pic:cNvPr id="2015855177" name=""/>
+                    <pic:cNvPicPr/>
+                  </pic:nvPicPr>
+                  <pic:blipFill>
+                    <a:blip r:embed="rId8"/>
+                    <a:stretch>
+                      <a:fillRect/>
+                    </a:stretch>
+                  </pic:blipFill>
+                  <pic:spPr>
+                    <a:xfrm>
+                      <a:off x="0" y="0"/>
+                      <a:ext cx="5940425" cy="1647825"/>
+                    </a:xfrm>
+                    <a:prstGeom prst="rect">
+                      <a:avLst/>
+                    </a:prstGeom>
+                  </pic:spPr>
+                </pic:pic>
+              </a:graphicData>
+            </a:graphic>
+          </wp:inline>
+        </w:drawing>
+      </w:r>
+    </w:p>
+    <w:p>
+      <w:pPr>
+        <w:spacing w:after="200" w:line="276" w:lineRule="auto"/>
+        <w:jc w:val="both"/>
+      </w:pPr>
+      <w:r>
+        <w:drawing>
+          <wp:inline distT="0" distB="0" distL="0" distR="0" wp14:anchorId="52901DA1" wp14:editId="3981FF27">
+            <wp:extent cx="5940425" cy="2024380"/>
+            <wp:effectExtent l="0" t="0" r="3175" b="0"/>
+            <wp:docPr id="548674392" name="Рисунок 1"/>
+            <wp:cNvGraphicFramePr>
+              <a:graphicFrameLocks xmlns:a="http://schemas.openxmlformats.org/drawingml/2006/main" noChangeAspect="1"/>
+            </wp:cNvGraphicFramePr>
+            <a:graphic xmlns:a="http://schemas.openxmlformats.org/drawingml/2006/main">
+              <a:graphicData uri="http://schemas.openxmlformats.org/drawingml/2006/picture">
+                <pic:pic xmlns:pic="http://schemas.openxmlformats.org/drawingml/2006/picture">
+                  <pic:nvPicPr>
+                    <pic:cNvPr id="548674392" name=""/>
+                    <pic:cNvPicPr/>
+                  </pic:nvPicPr>
+                  <pic:blipFill>
+                    <a:blip r:embed="rId9"/>
+                    <a:stretch>
+                      <a:fillRect/>
+                    </a:stretch>
+                  </pic:blipFill>
+                  <pic:spPr>
+                    <a:xfrm>
+                      <a:off x="0" y="0"/>
+                      <a:ext cx="5940425" cy="2024380"/>
+                    </a:xfrm>
+                    <a:prstGeom prst="rect">
+                      <a:avLst/>
+                    </a:prstGeom>
+                  </pic:spPr>
+                </pic:pic>
+              </a:graphicData>
+            </a:graphic>
+          </wp:inline>
+        </w:drawing>
+      </w:r>
+    </w:p>
+    <w:p>
+      <w:pPr>
+        <w:spacing w:after="200" w:line="276" w:lineRule="auto"/>
+        <w:jc w:val="both"/>
+      </w:pPr>
+      <w:r>
+        <w:drawing>
+          <wp:inline distT="0" distB="0" distL="0" distR="0" wp14:anchorId="3675B0A5" wp14:editId="4A6EF0A1">
+            <wp:extent cx="5940425" cy="2232025"/>
+            <wp:effectExtent l="0" t="0" r="3175" b="0"/>
+            <wp:docPr id="1450272021" name="Рисунок 1"/>
+            <wp:cNvGraphicFramePr>
+              <a:graphicFrameLocks xmlns:a="http://schemas.openxmlformats.org/drawingml/2006/main" noChangeAspect="1"/>
+            </wp:cNvGraphicFramePr>
+            <a:graphic xmlns:a="http://schemas.openxmlformats.org/drawingml/2006/main">
+              <a:graphicData uri="http://schemas.openxmlformats.org/drawingml/2006/picture">
+                <pic:pic xmlns:pic="http://schemas.openxmlformats.org/drawingml/2006/picture">
+                  <pic:nvPicPr>
+                    <pic:cNvPr id="1450272021" name=""/>
+                    <pic:cNvPicPr/>
+                  </pic:nvPicPr>
+                  <pic:blipFill>
+                    <a:blip r:embed="rId10"/>
+                    <a:stretch>
+                      <a:fillRect/>
+                    </a:stretch>
+                  </pic:blipFill>
+                  <pic:spPr>
+                    <a:xfrm>
+                      <a:off x="0" y="0"/>
+                      <a:ext cx="5940425" cy="2232025"/>
+                    </a:xfrm>
+                    <a:prstGeom prst="rect">
+                      <a:avLst/>
+                    </a:prstGeom>
+                  </pic:spPr>
+                </pic:pic>
+              </a:graphicData>
+            </a:graphic>
+          </wp:inline>
+        </w:drawing>
+      </w:r>
+    </w:p>
+    <w:p>
+      <w:pPr>
+        <w:spacing w:after="200" w:line="276" w:lineRule="auto"/>
+        <w:jc w:val="both"/>
+      </w:pPr>
+      <w:r>
+        <w:drawing>
+          <wp:inline distT="0" distB="0" distL="0" distR="0" wp14:anchorId="39EE5B34" wp14:editId="23E18EF4">
+            <wp:extent cx="5940425" cy="1901190"/>
+            <wp:effectExtent l="0" t="0" r="3175" b="3810"/>
+            <wp:docPr id="2066945460" name="Рисунок 1"/>
+            <wp:cNvGraphicFramePr>
+              <a:graphicFrameLocks xmlns:a="http://schemas.openxmlformats.org/drawingml/2006/main" noChangeAspect="1"/>
+            </wp:cNvGraphicFramePr>
+            <a:graphic xmlns:a="http://schemas.openxmlformats.org/drawingml/2006/main">
+              <a:graphicData uri="http://schemas.openxmlformats.org/drawingml/2006/picture">
+                <pic:pic xmlns:pic="http://schemas.openxmlformats.org/drawingml/2006/picture">
+                  <pic:nvPicPr>
+                    <pic:cNvPr id="2066945460" name=""/>
+                    <pic:cNvPicPr/>
+                  </pic:nvPicPr>
+                  <pic:blipFill>
+                    <a:blip r:embed="rId11"/>
+                    <a:stretch>
+                      <a:fillRect/>
+                    </a:stretch>
+                  </pic:blipFill>
+                  <pic:spPr>
+                    <a:xfrm>
+                      <a:off x="0" y="0"/>
+                      <a:ext cx="5940425" cy="1901190"/>
+                    </a:xfrm>
+                    <a:prstGeom prst="rect">
+                      <a:avLst/>
+                    </a:prstGeom>
+                  </pic:spPr>
+                </pic:pic>
+              </a:graphicData>
+            </a:graphic>
+          </wp:inline>
+        </w:drawing>
+      </w:r>
+    </w:p>
+    <w:p>
+      <w:pPr>
         <w:spacing w:after="160" w:line="259" w:lineRule="auto"/>
         <w:rPr>
           <w:sz w:val="28"/>
@@ -729,9 +899,11 @@
       </w:pPr>
       <w:r>
         <w:rPr>
+          <w:noProof/>
           <w:sz w:val="28"/>
           <w:szCs w:val="28"/>
         </w:rPr>
+        <w:lastRenderedPageBreak/>
         <w:drawing>
           <wp:inline distT="0" distB="0" distL="0" distR="0" wp14:anchorId="3841517A" wp14:editId="7FC23702">
             <wp:extent cx="5940425" cy="2080895"/>
@@ -748,7 +920,7 @@
                     <pic:cNvPicPr/>
                   </pic:nvPicPr>
                   <pic:blipFill>
-                    <a:blip r:embed="rId8"/>
+                    <a:blip r:embed="rId12"/>
                     <a:stretch>
                       <a:fillRect/>
                     </a:stretch>
@@ -768,8 +940,18 @@
           </wp:inline>
         </w:drawing>
       </w:r>
-      <w:r>
-        <w:rPr>
+    </w:p>
+    <w:p>
+      <w:pPr>
+        <w:spacing w:after="160" w:line="259" w:lineRule="auto"/>
+        <w:rPr>
+          <w:sz w:val="28"/>
+          <w:szCs w:val="28"/>
+        </w:rPr>
+      </w:pPr>
+      <w:r>
+        <w:rPr>
+          <w:noProof/>
           <w:sz w:val="28"/>
           <w:szCs w:val="28"/>
         </w:rPr>
@@ -789,7 +971,7 @@
                     <pic:cNvPicPr/>
                   </pic:nvPicPr>
                   <pic:blipFill>
-                    <a:blip r:embed="rId9"/>
+                    <a:blip r:embed="rId13"/>
                     <a:stretch>
                       <a:fillRect/>
                     </a:stretch>
@@ -813,6 +995,433 @@
     <w:p>
       <w:pPr>
         <w:spacing w:after="160" w:line="259" w:lineRule="auto"/>
+      </w:pPr>
+      <w:proofErr w:type="spellStart"/>
+      <w:r>
+        <w:rPr>
+          <w:b/>
+          <w:bCs/>
+        </w:rPr>
+        <w:t>cat</w:t>
+      </w:r>
+      <w:proofErr w:type="spellEnd"/>
+      <w:r>
+        <w:rPr>
+          <w:b/>
+          <w:bCs/>
+        </w:rPr>
+        <w:t xml:space="preserve"> "$</w:t>
+      </w:r>
+      <w:proofErr w:type="spellStart"/>
+      <w:r>
+        <w:rPr>
+          <w:b/>
+          <w:bCs/>
+        </w:rPr>
+        <w:t>file</w:t>
+      </w:r>
+      <w:proofErr w:type="spellEnd"/>
+      <w:r>
+        <w:rPr>
+          <w:b/>
+          <w:bCs/>
+        </w:rPr>
+        <w:t>"</w:t>
+      </w:r>
+      <w:r>
+        <w:t xml:space="preserve">: Эта команда используется для вывода содержимого файла (переменная </w:t>
+      </w:r>
+      <w:r>
+        <w:rPr>
+          <w:b/>
+          <w:bCs/>
+        </w:rPr>
+        <w:t>$</w:t>
+      </w:r>
+      <w:proofErr w:type="spellStart"/>
+      <w:r>
+        <w:rPr>
+          <w:b/>
+          <w:bCs/>
+        </w:rPr>
+        <w:t>file</w:t>
+      </w:r>
+      <w:proofErr w:type="spellEnd"/>
+      <w:r>
+        <w:t xml:space="preserve">). </w:t>
+      </w:r>
+      <w:proofErr w:type="spellStart"/>
+      <w:r>
+        <w:rPr>
+          <w:b/>
+          <w:bCs/>
+        </w:rPr>
+        <w:t>cat</w:t>
+      </w:r>
+      <w:proofErr w:type="spellEnd"/>
+      <w:r>
+        <w:t xml:space="preserve"> просто объединяет содержимое файла и выводит его в стандартный вывод.</w:t>
+      </w:r>
+    </w:p>
+    <w:p>
+      <w:pPr>
+        <w:spacing w:after="160" w:line="259" w:lineRule="auto"/>
+      </w:pPr>
+      <w:proofErr w:type="spellStart"/>
+      <w:r>
+        <w:rPr>
+          <w:b/>
+          <w:bCs/>
+        </w:rPr>
+        <w:t>tr</w:t>
+      </w:r>
+      <w:proofErr w:type="spellEnd"/>
+      <w:r>
+        <w:rPr>
+          <w:b/>
+          <w:bCs/>
+        </w:rPr>
+        <w:t xml:space="preserve"> -d </w:t>
+      </w:r>
+      <w:proofErr w:type="gramStart"/>
+      <w:r>
+        <w:rPr>
+          <w:b/>
+          <w:bCs/>
+        </w:rPr>
+        <w:t>[:</w:t>
+      </w:r>
+      <w:proofErr w:type="spellStart"/>
+      <w:r>
+        <w:rPr>
+          <w:b/>
+          <w:bCs/>
+        </w:rPr>
+        <w:t>punct</w:t>
+      </w:r>
+      <w:proofErr w:type="spellEnd"/>
+      <w:proofErr w:type="gramEnd"/>
+      <w:r>
+        <w:rPr>
+          <w:b/>
+          <w:bCs/>
+        </w:rPr>
+        <w:t>:]</w:t>
+      </w:r>
+      <w:r>
+        <w:t xml:space="preserve">: Эта команда используется для удаления всех знаков пунктуации из текста. </w:t>
+      </w:r>
+      <w:proofErr w:type="spellStart"/>
+      <w:r>
+        <w:rPr>
+          <w:b/>
+          <w:bCs/>
+        </w:rPr>
+        <w:t>tr</w:t>
+      </w:r>
+      <w:proofErr w:type="spellEnd"/>
+      <w:r>
+        <w:rPr>
+          <w:b/>
+          <w:bCs/>
+        </w:rPr>
+        <w:t xml:space="preserve"> -d</w:t>
+      </w:r>
+      <w:r>
+        <w:t xml:space="preserve"> удаляет (удаляет) указанные символы, в данном случае </w:t>
+      </w:r>
+      <w:r>
+        <w:rPr>
+          <w:b/>
+          <w:bCs/>
+        </w:rPr>
+        <w:t>[:</w:t>
+      </w:r>
+      <w:proofErr w:type="spellStart"/>
+      <w:r>
+        <w:rPr>
+          <w:b/>
+          <w:bCs/>
+        </w:rPr>
+        <w:t>punct</w:t>
+      </w:r>
+      <w:proofErr w:type="spellEnd"/>
+      <w:r>
+        <w:rPr>
+          <w:b/>
+          <w:bCs/>
+        </w:rPr>
+        <w:t>:]</w:t>
+      </w:r>
+      <w:r>
+        <w:t xml:space="preserve"> представляет собой класс символов, включающий все знаки пунктуации.</w:t>
+      </w:r>
+    </w:p>
+    <w:p>
+      <w:pPr>
+        <w:spacing w:after="160" w:line="259" w:lineRule="auto"/>
+      </w:pPr>
+      <w:proofErr w:type="spellStart"/>
+      <w:r>
+        <w:rPr>
+          <w:b/>
+          <w:bCs/>
+        </w:rPr>
+        <w:t>tr</w:t>
+      </w:r>
+      <w:proofErr w:type="spellEnd"/>
+      <w:r>
+        <w:rPr>
+          <w:b/>
+          <w:bCs/>
+        </w:rPr>
+        <w:t xml:space="preserve"> -s </w:t>
+      </w:r>
+      <w:proofErr w:type="gramStart"/>
+      <w:r>
+        <w:rPr>
+          <w:b/>
+          <w:bCs/>
+        </w:rPr>
+        <w:t>[:</w:t>
+      </w:r>
+      <w:proofErr w:type="spellStart"/>
+      <w:r>
+        <w:rPr>
+          <w:b/>
+          <w:bCs/>
+        </w:rPr>
+        <w:t>space</w:t>
+      </w:r>
+      <w:proofErr w:type="spellEnd"/>
+      <w:proofErr w:type="gramEnd"/>
+      <w:r>
+        <w:rPr>
+          <w:b/>
+          <w:bCs/>
+        </w:rPr>
+        <w:t>:] '\n'</w:t>
+      </w:r>
+      <w:r>
+        <w:t xml:space="preserve">: Эта команда используется для замены повторяющихся пробелов на один пробел и замены пробелов на символ новой строки ('\n'). </w:t>
+      </w:r>
+      <w:proofErr w:type="spellStart"/>
+      <w:r>
+        <w:rPr>
+          <w:b/>
+          <w:bCs/>
+        </w:rPr>
+        <w:t>tr</w:t>
+      </w:r>
+      <w:proofErr w:type="spellEnd"/>
+      <w:r>
+        <w:rPr>
+          <w:b/>
+          <w:bCs/>
+        </w:rPr>
+        <w:t xml:space="preserve"> -s [:</w:t>
+      </w:r>
+      <w:proofErr w:type="spellStart"/>
+      <w:r>
+        <w:rPr>
+          <w:b/>
+          <w:bCs/>
+        </w:rPr>
+        <w:t>space</w:t>
+      </w:r>
+      <w:proofErr w:type="spellEnd"/>
+      <w:r>
+        <w:rPr>
+          <w:b/>
+          <w:bCs/>
+        </w:rPr>
+        <w:t>:]</w:t>
+      </w:r>
+      <w:r>
+        <w:t xml:space="preserve"> заменяет повторяющиеся символы пробела на один, а '\n' заменяет пробелы на символ новой строки.</w:t>
+      </w:r>
+    </w:p>
+    <w:p>
+      <w:pPr>
+        <w:spacing w:after="160" w:line="259" w:lineRule="auto"/>
+      </w:pPr>
+      <w:proofErr w:type="spellStart"/>
+      <w:r>
+        <w:rPr>
+          <w:b/>
+          <w:bCs/>
+        </w:rPr>
+        <w:t>sort</w:t>
+      </w:r>
+      <w:proofErr w:type="spellEnd"/>
+      <w:r>
+        <w:t>: Эта команда сортирует строки текста в лексикографическом порядке.</w:t>
+      </w:r>
+    </w:p>
+    <w:p>
+      <w:pPr>
+        <w:spacing w:after="160" w:line="259" w:lineRule="auto"/>
+      </w:pPr>
+      <w:proofErr w:type="spellStart"/>
+      <w:r>
+        <w:rPr>
+          <w:b/>
+          <w:bCs/>
+        </w:rPr>
+        <w:t>uniq</w:t>
+      </w:r>
+      <w:proofErr w:type="spellEnd"/>
+      <w:r>
+        <w:rPr>
+          <w:b/>
+          <w:bCs/>
+        </w:rPr>
+        <w:t xml:space="preserve"> -c</w:t>
+      </w:r>
+      <w:r>
+        <w:t xml:space="preserve">: Эта команда удаляет дубликаты соседних строк и подсчитывает количество повторений каждой уникальной строки. Опция </w:t>
+      </w:r>
+      <w:r>
+        <w:rPr>
+          <w:b/>
+          <w:bCs/>
+        </w:rPr>
+        <w:t>-c</w:t>
+      </w:r>
+      <w:r>
+        <w:t xml:space="preserve"> добавляет к выводу количество повторений для каждой строки.</w:t>
+      </w:r>
+    </w:p>
+    <w:p>
+      <w:pPr>
+        <w:spacing w:after="160" w:line="259" w:lineRule="auto"/>
+      </w:pPr>
+      <w:proofErr w:type="spellStart"/>
+      <w:r>
+        <w:rPr>
+          <w:b/>
+          <w:bCs/>
+        </w:rPr>
+        <w:t>sort</w:t>
+      </w:r>
+      <w:proofErr w:type="spellEnd"/>
+      <w:r>
+        <w:rPr>
+          <w:b/>
+          <w:bCs/>
+        </w:rPr>
+        <w:t xml:space="preserve"> -r</w:t>
+      </w:r>
+      <w:r>
+        <w:t>: Эта команда сортирует строки текста в обратном порядке (по убыванию).</w:t>
+      </w:r>
+    </w:p>
+    <w:p>
+      <w:pPr>
+        <w:spacing w:after="160" w:line="259" w:lineRule="auto"/>
+      </w:pPr>
+      <w:proofErr w:type="spellStart"/>
+      <w:r>
+        <w:rPr>
+          <w:b/>
+          <w:bCs/>
+        </w:rPr>
+        <w:t>head</w:t>
+      </w:r>
+      <w:proofErr w:type="spellEnd"/>
+      <w:r>
+        <w:rPr>
+          <w:b/>
+          <w:bCs/>
+        </w:rPr>
+        <w:t xml:space="preserve"> -n1</w:t>
+      </w:r>
+      <w:r>
+        <w:t xml:space="preserve">: Эта команда выводит первую строку из входных данных. Опция </w:t>
+      </w:r>
+      <w:r>
+        <w:rPr>
+          <w:b/>
+          <w:bCs/>
+        </w:rPr>
+        <w:t>-n1</w:t>
+      </w:r>
+      <w:r>
+        <w:t xml:space="preserve"> означает, что нужно вывести только одну строку (первую).</w:t>
+      </w:r>
+    </w:p>
+    <w:p>
+      <w:pPr>
+        <w:spacing w:after="160" w:line="259" w:lineRule="auto"/>
+      </w:pPr>
+      <w:proofErr w:type="spellStart"/>
+      <w:r>
+        <w:rPr>
+          <w:b/>
+          <w:bCs/>
+        </w:rPr>
+        <w:t>tr</w:t>
+      </w:r>
+      <w:proofErr w:type="spellEnd"/>
+      <w:r>
+        <w:rPr>
+          <w:b/>
+          <w:bCs/>
+        </w:rPr>
+        <w:t xml:space="preserve"> -s </w:t>
+      </w:r>
+      <w:proofErr w:type="gramStart"/>
+      <w:r>
+        <w:rPr>
+          <w:b/>
+          <w:bCs/>
+        </w:rPr>
+        <w:t>[:</w:t>
+      </w:r>
+      <w:proofErr w:type="spellStart"/>
+      <w:r>
+        <w:rPr>
+          <w:b/>
+          <w:bCs/>
+        </w:rPr>
+        <w:t>space</w:t>
+      </w:r>
+      <w:proofErr w:type="spellEnd"/>
+      <w:proofErr w:type="gramEnd"/>
+      <w:r>
+        <w:rPr>
+          <w:b/>
+          <w:bCs/>
+        </w:rPr>
+        <w:t>:]</w:t>
+      </w:r>
+      <w:r>
+        <w:t xml:space="preserve">: Опять используется команда </w:t>
+      </w:r>
+      <w:proofErr w:type="spellStart"/>
+      <w:r>
+        <w:rPr>
+          <w:b/>
+          <w:bCs/>
+        </w:rPr>
+        <w:t>tr</w:t>
+      </w:r>
+      <w:proofErr w:type="spellEnd"/>
+      <w:r>
+        <w:t>, чтобы заменить повторяющиеся пробелы на один пробел.</w:t>
+      </w:r>
+    </w:p>
+    <w:p>
+      <w:pPr>
+        <w:spacing w:after="160" w:line="259" w:lineRule="auto"/>
+      </w:pPr>
+      <w:r>
+        <w:t>Таким образом, в итоге эта командная строка выполняет ряд операций над текстовым файлом: удаление пунктуации, замена пробелов и новых строк, сортировка, подсчет уникальных строк с их количеством повторений, сортировка в обратном порядке, вывод строки с наибольшим количеством повторений и замена повторяющихся пробелов.</w:t>
+      </w:r>
+    </w:p>
+    <w:p>
+      <w:pPr>
+        <w:spacing w:after="160" w:line="259" w:lineRule="auto"/>
         <w:rPr>
           <w:sz w:val="28"/>
           <w:szCs w:val="28"/>
@@ -845,98 +1454,9 @@
           <w:szCs w:val="28"/>
         </w:rPr>
       </w:pPr>
-    </w:p>
-    <w:p>
-      <w:pPr>
-        <w:spacing w:after="160" w:line="259" w:lineRule="auto"/>
-        <w:rPr>
-          <w:sz w:val="28"/>
-          <w:szCs w:val="28"/>
-        </w:rPr>
-      </w:pPr>
-    </w:p>
-    <w:p>
-      <w:pPr>
-        <w:spacing w:after="160" w:line="259" w:lineRule="auto"/>
-        <w:rPr>
-          <w:sz w:val="28"/>
-          <w:szCs w:val="28"/>
-        </w:rPr>
-      </w:pPr>
-    </w:p>
-    <w:p>
-      <w:pPr>
-        <w:spacing w:after="160" w:line="259" w:lineRule="auto"/>
-        <w:rPr>
-          <w:sz w:val="28"/>
-          <w:szCs w:val="28"/>
-        </w:rPr>
-      </w:pPr>
-    </w:p>
-    <w:p>
-      <w:pPr>
-        <w:spacing w:after="160" w:line="259" w:lineRule="auto"/>
-        <w:rPr>
-          <w:sz w:val="28"/>
-          <w:szCs w:val="28"/>
-        </w:rPr>
-      </w:pPr>
-    </w:p>
-    <w:p>
-      <w:pPr>
-        <w:spacing w:after="160" w:line="259" w:lineRule="auto"/>
-        <w:rPr>
-          <w:sz w:val="28"/>
-          <w:szCs w:val="28"/>
-        </w:rPr>
-      </w:pPr>
-    </w:p>
-    <w:p>
-      <w:pPr>
-        <w:spacing w:after="160" w:line="259" w:lineRule="auto"/>
-        <w:rPr>
-          <w:sz w:val="28"/>
-          <w:szCs w:val="28"/>
-        </w:rPr>
-      </w:pPr>
-    </w:p>
-    <w:p>
-      <w:pPr>
-        <w:spacing w:after="160" w:line="259" w:lineRule="auto"/>
-        <w:rPr>
-          <w:sz w:val="28"/>
-          <w:szCs w:val="28"/>
-        </w:rPr>
-      </w:pPr>
-    </w:p>
-    <w:p>
-      <w:pPr>
-        <w:spacing w:after="160" w:line="259" w:lineRule="auto"/>
-        <w:rPr>
-          <w:sz w:val="28"/>
-          <w:szCs w:val="28"/>
-        </w:rPr>
-      </w:pPr>
-    </w:p>
-    <w:p>
-      <w:pPr>
-        <w:spacing w:after="160" w:line="259" w:lineRule="auto"/>
-        <w:rPr>
-          <w:sz w:val="28"/>
-          <w:szCs w:val="28"/>
-        </w:rPr>
-      </w:pPr>
-    </w:p>
-    <w:p>
-      <w:pPr>
-        <w:spacing w:after="160" w:line="259" w:lineRule="auto"/>
-        <w:rPr>
-          <w:sz w:val="28"/>
-          <w:szCs w:val="28"/>
-        </w:rPr>
-      </w:pPr>
-      <w:r>
-        <w:rPr>
+      <w:r>
+        <w:rPr>
+          <w:noProof/>
           <w:sz w:val="28"/>
           <w:szCs w:val="28"/>
         </w:rPr>
@@ -957,7 +1477,7 @@
                     <pic:cNvPicPr/>
                   </pic:nvPicPr>
                   <pic:blipFill>
-                    <a:blip r:embed="rId10"/>
+                    <a:blip r:embed="rId14"/>
                     <a:stretch>
                       <a:fillRect/>
                     </a:stretch>
@@ -992,16 +1512,13 @@
       <w:pPr>
         <w:rPr>
           <w:b/>
-          <w:sz w:val="28"/>
-          <w:szCs w:val="28"/>
           <w:lang w:val="en-US"/>
         </w:rPr>
       </w:pPr>
       <w:r>
         <w:rPr>
           <w:b/>
-          <w:sz w:val="28"/>
-          <w:szCs w:val="28"/>
+          <w:noProof/>
           <w:lang w:val="en-US"/>
         </w:rPr>
         <w:drawing>
@@ -1020,7 +1537,7 @@
                     <pic:cNvPicPr/>
                   </pic:nvPicPr>
                   <pic:blipFill>
-                    <a:blip r:embed="rId11"/>
+                    <a:blip r:embed="rId15"/>
                     <a:stretch>
                       <a:fillRect/>
                     </a:stretch>
@@ -1045,11 +1562,548 @@
       <w:pPr>
         <w:rPr>
           <w:b/>
-          <w:sz w:val="28"/>
-          <w:szCs w:val="28"/>
           <w:lang w:val="en-US"/>
         </w:rPr>
       </w:pPr>
+    </w:p>
+    <w:p>
+      <w:pPr>
+        <w:ind w:left="720"/>
+        <w:rPr>
+          <w:b/>
+        </w:rPr>
+      </w:pPr>
+      <w:proofErr w:type="spellStart"/>
+      <w:r>
+        <w:rPr>
+          <w:b/>
+          <w:bCs/>
+        </w:rPr>
+        <w:t>echo</w:t>
+      </w:r>
+      <w:proofErr w:type="spellEnd"/>
+      <w:r>
+        <w:rPr>
+          <w:b/>
+          <w:bCs/>
+        </w:rPr>
+        <w:t xml:space="preserve"> "$</w:t>
+      </w:r>
+      <w:proofErr w:type="spellStart"/>
+      <w:r>
+        <w:rPr>
+          <w:b/>
+          <w:bCs/>
+        </w:rPr>
+        <w:t>line</w:t>
+      </w:r>
+      <w:proofErr w:type="spellEnd"/>
+      <w:r>
+        <w:rPr>
+          <w:b/>
+          <w:bCs/>
+        </w:rPr>
+        <w:t>"</w:t>
+      </w:r>
+      <w:r>
+        <w:rPr>
+          <w:b/>
+        </w:rPr>
+        <w:t xml:space="preserve">: </w:t>
+      </w:r>
+      <w:r>
+        <w:rPr>
+          <w:bCs/>
+        </w:rPr>
+        <w:t>Эта команда выводит содержимое переменной $</w:t>
+      </w:r>
+      <w:proofErr w:type="spellStart"/>
+      <w:r>
+        <w:rPr>
+          <w:bCs/>
+        </w:rPr>
+        <w:t>line</w:t>
+      </w:r>
+      <w:proofErr w:type="spellEnd"/>
+      <w:r>
+        <w:rPr>
+          <w:bCs/>
+        </w:rPr>
+        <w:t xml:space="preserve"> в стандартный вывод.</w:t>
+      </w:r>
+    </w:p>
+    <w:p>
+      <w:pPr>
+        <w:ind w:left="720"/>
+        <w:rPr>
+          <w:b/>
+        </w:rPr>
+      </w:pPr>
+      <w:proofErr w:type="spellStart"/>
+      <w:r>
+        <w:rPr>
+          <w:b/>
+          <w:bCs/>
+        </w:rPr>
+        <w:t>tr</w:t>
+      </w:r>
+      <w:proofErr w:type="spellEnd"/>
+      <w:r>
+        <w:rPr>
+          <w:b/>
+          <w:bCs/>
+        </w:rPr>
+        <w:t xml:space="preserve"> -d </w:t>
+      </w:r>
+      <w:proofErr w:type="gramStart"/>
+      <w:r>
+        <w:rPr>
+          <w:b/>
+          <w:bCs/>
+        </w:rPr>
+        <w:t>[:</w:t>
+      </w:r>
+      <w:proofErr w:type="spellStart"/>
+      <w:r>
+        <w:rPr>
+          <w:b/>
+          <w:bCs/>
+        </w:rPr>
+        <w:t>punct</w:t>
+      </w:r>
+      <w:proofErr w:type="spellEnd"/>
+      <w:proofErr w:type="gramEnd"/>
+      <w:r>
+        <w:rPr>
+          <w:b/>
+          <w:bCs/>
+        </w:rPr>
+        <w:t>:]</w:t>
+      </w:r>
+      <w:r>
+        <w:rPr>
+          <w:b/>
+        </w:rPr>
+        <w:t xml:space="preserve">: </w:t>
+      </w:r>
+      <w:r>
+        <w:rPr>
+          <w:bCs/>
+        </w:rPr>
+        <w:t>Как и в предыдущей командной строке, эта команда удаляет все знаки пунктуации из текста переменной $</w:t>
+      </w:r>
+      <w:proofErr w:type="spellStart"/>
+      <w:r>
+        <w:rPr>
+          <w:bCs/>
+        </w:rPr>
+        <w:t>line</w:t>
+      </w:r>
+      <w:proofErr w:type="spellEnd"/>
+      <w:r>
+        <w:rPr>
+          <w:bCs/>
+        </w:rPr>
+        <w:t>.</w:t>
+      </w:r>
+    </w:p>
+    <w:p>
+      <w:pPr>
+        <w:ind w:left="720"/>
+        <w:rPr>
+          <w:b/>
+        </w:rPr>
+      </w:pPr>
+      <w:proofErr w:type="spellStart"/>
+      <w:r>
+        <w:rPr>
+          <w:b/>
+          <w:bCs/>
+        </w:rPr>
+        <w:t>tr</w:t>
+      </w:r>
+      <w:proofErr w:type="spellEnd"/>
+      <w:r>
+        <w:rPr>
+          <w:b/>
+          <w:bCs/>
+        </w:rPr>
+        <w:t xml:space="preserve"> -s </w:t>
+      </w:r>
+      <w:proofErr w:type="gramStart"/>
+      <w:r>
+        <w:rPr>
+          <w:b/>
+          <w:bCs/>
+        </w:rPr>
+        <w:t>[:</w:t>
+      </w:r>
+      <w:proofErr w:type="spellStart"/>
+      <w:r>
+        <w:rPr>
+          <w:b/>
+          <w:bCs/>
+        </w:rPr>
+        <w:t>space</w:t>
+      </w:r>
+      <w:proofErr w:type="spellEnd"/>
+      <w:proofErr w:type="gramEnd"/>
+      <w:r>
+        <w:rPr>
+          <w:b/>
+          <w:bCs/>
+        </w:rPr>
+        <w:t>:] '\n'</w:t>
+      </w:r>
+      <w:r>
+        <w:rPr>
+          <w:b/>
+        </w:rPr>
+        <w:t xml:space="preserve">: </w:t>
+      </w:r>
+      <w:r>
+        <w:rPr>
+          <w:bCs/>
+        </w:rPr>
+        <w:t>Эта команда заменяет повторяющиеся пробелы на один пробел и заменяет пробелы на символ новой строки ('\n') в тексте переменной $</w:t>
+      </w:r>
+      <w:proofErr w:type="spellStart"/>
+      <w:r>
+        <w:rPr>
+          <w:bCs/>
+        </w:rPr>
+        <w:t>line</w:t>
+      </w:r>
+      <w:proofErr w:type="spellEnd"/>
+      <w:r>
+        <w:rPr>
+          <w:bCs/>
+        </w:rPr>
+        <w:t>.</w:t>
+      </w:r>
+    </w:p>
+    <w:p>
+      <w:pPr>
+        <w:ind w:left="720"/>
+        <w:rPr>
+          <w:b/>
+        </w:rPr>
+      </w:pPr>
+      <w:proofErr w:type="spellStart"/>
+      <w:r>
+        <w:rPr>
+          <w:b/>
+          <w:bCs/>
+        </w:rPr>
+        <w:t>sort</w:t>
+      </w:r>
+      <w:proofErr w:type="spellEnd"/>
+      <w:r>
+        <w:rPr>
+          <w:b/>
+        </w:rPr>
+        <w:t xml:space="preserve">: </w:t>
+      </w:r>
+      <w:r>
+        <w:rPr>
+          <w:bCs/>
+        </w:rPr>
+        <w:t>Эта команда сортирует строки текста в лексикографическом порядке.</w:t>
+      </w:r>
+    </w:p>
+    <w:p>
+      <w:pPr>
+        <w:ind w:left="720"/>
+        <w:rPr>
+          <w:bCs/>
+        </w:rPr>
+      </w:pPr>
+      <w:proofErr w:type="spellStart"/>
+      <w:r>
+        <w:rPr>
+          <w:b/>
+          <w:bCs/>
+        </w:rPr>
+        <w:t>uniq</w:t>
+      </w:r>
+      <w:proofErr w:type="spellEnd"/>
+      <w:r>
+        <w:rPr>
+          <w:b/>
+          <w:bCs/>
+        </w:rPr>
+        <w:t xml:space="preserve"> -c</w:t>
+      </w:r>
+      <w:r>
+        <w:rPr>
+          <w:b/>
+        </w:rPr>
+        <w:t xml:space="preserve">: </w:t>
+      </w:r>
+      <w:r>
+        <w:rPr>
+          <w:bCs/>
+        </w:rPr>
+        <w:t>Эта команда удаляет дубликаты соседних строк и подсчитывает количество повторений каждой уникальной строки в тексте переменной $</w:t>
+      </w:r>
+      <w:proofErr w:type="spellStart"/>
+      <w:r>
+        <w:rPr>
+          <w:bCs/>
+        </w:rPr>
+        <w:t>line</w:t>
+      </w:r>
+      <w:proofErr w:type="spellEnd"/>
+      <w:r>
+        <w:rPr>
+          <w:bCs/>
+        </w:rPr>
+        <w:t xml:space="preserve">. </w:t>
+      </w:r>
+      <w:r>
+        <w:rPr>
+          <w:b/>
+        </w:rPr>
+        <w:t>Опция -c</w:t>
+      </w:r>
+      <w:r>
+        <w:rPr>
+          <w:bCs/>
+        </w:rPr>
+        <w:t xml:space="preserve"> добавляет к выводу количество повторений для каждой строки.</w:t>
+      </w:r>
+    </w:p>
+    <w:p>
+      <w:pPr>
+        <w:ind w:left="720"/>
+        <w:rPr>
+          <w:b/>
+        </w:rPr>
+      </w:pPr>
+      <w:proofErr w:type="spellStart"/>
+      <w:r>
+        <w:rPr>
+          <w:b/>
+          <w:bCs/>
+        </w:rPr>
+        <w:t>sort</w:t>
+      </w:r>
+      <w:proofErr w:type="spellEnd"/>
+      <w:r>
+        <w:rPr>
+          <w:b/>
+          <w:bCs/>
+        </w:rPr>
+        <w:t xml:space="preserve"> -r</w:t>
+      </w:r>
+      <w:r>
+        <w:rPr>
+          <w:b/>
+        </w:rPr>
+        <w:t xml:space="preserve">: </w:t>
+      </w:r>
+      <w:r>
+        <w:rPr>
+          <w:bCs/>
+        </w:rPr>
+        <w:t>Эта команда сортирует строки текста в обратном порядке (по убыванию).</w:t>
+      </w:r>
+    </w:p>
+    <w:p>
+      <w:pPr>
+        <w:ind w:left="720"/>
+        <w:rPr>
+          <w:b/>
+        </w:rPr>
+      </w:pPr>
+      <w:proofErr w:type="spellStart"/>
+      <w:r>
+        <w:rPr>
+          <w:b/>
+          <w:bCs/>
+        </w:rPr>
+        <w:t>head</w:t>
+      </w:r>
+      <w:proofErr w:type="spellEnd"/>
+      <w:r>
+        <w:rPr>
+          <w:b/>
+          <w:bCs/>
+        </w:rPr>
+        <w:t xml:space="preserve"> -n1</w:t>
+      </w:r>
+      <w:r>
+        <w:rPr>
+          <w:b/>
+        </w:rPr>
+        <w:t xml:space="preserve">: </w:t>
+      </w:r>
+      <w:r>
+        <w:rPr>
+          <w:bCs/>
+        </w:rPr>
+        <w:t>Эта команда выводит первую строку из входных данных переменной</w:t>
+      </w:r>
+      <w:r>
+        <w:rPr>
+          <w:b/>
+        </w:rPr>
+        <w:t xml:space="preserve"> </w:t>
+      </w:r>
+      <w:r>
+        <w:rPr>
+          <w:b/>
+          <w:bCs/>
+        </w:rPr>
+        <w:t>$</w:t>
+      </w:r>
+      <w:proofErr w:type="spellStart"/>
+      <w:r>
+        <w:rPr>
+          <w:b/>
+          <w:bCs/>
+        </w:rPr>
+        <w:t>line</w:t>
+      </w:r>
+      <w:proofErr w:type="spellEnd"/>
+      <w:r>
+        <w:rPr>
+          <w:b/>
+        </w:rPr>
+        <w:t xml:space="preserve">. Опция </w:t>
+      </w:r>
+      <w:r>
+        <w:rPr>
+          <w:b/>
+          <w:bCs/>
+        </w:rPr>
+        <w:t>-n1</w:t>
+      </w:r>
+      <w:r>
+        <w:rPr>
+          <w:b/>
+        </w:rPr>
+        <w:t xml:space="preserve"> </w:t>
+      </w:r>
+      <w:r>
+        <w:rPr>
+          <w:bCs/>
+        </w:rPr>
+        <w:t>означает, что нужно вывести только одну строку (первую).</w:t>
+      </w:r>
+    </w:p>
+    <w:p>
+      <w:pPr>
+        <w:numPr>
+          <w:ilvl w:val="0"/>
+          <w:numId w:val="36"/>
+        </w:numPr>
+        <w:rPr>
+          <w:b/>
+        </w:rPr>
+      </w:pPr>
+      <w:proofErr w:type="spellStart"/>
+      <w:r>
+        <w:rPr>
+          <w:b/>
+          <w:bCs/>
+        </w:rPr>
+        <w:t>tr</w:t>
+      </w:r>
+      <w:proofErr w:type="spellEnd"/>
+      <w:r>
+        <w:rPr>
+          <w:b/>
+          <w:bCs/>
+        </w:rPr>
+        <w:t xml:space="preserve"> -s </w:t>
+      </w:r>
+      <w:proofErr w:type="gramStart"/>
+      <w:r>
+        <w:rPr>
+          <w:b/>
+          <w:bCs/>
+        </w:rPr>
+        <w:t>[:</w:t>
+      </w:r>
+      <w:proofErr w:type="spellStart"/>
+      <w:r>
+        <w:rPr>
+          <w:b/>
+          <w:bCs/>
+        </w:rPr>
+        <w:t>space</w:t>
+      </w:r>
+      <w:proofErr w:type="spellEnd"/>
+      <w:proofErr w:type="gramEnd"/>
+      <w:r>
+        <w:rPr>
+          <w:b/>
+          <w:bCs/>
+        </w:rPr>
+        <w:t>:])</w:t>
+      </w:r>
+      <w:r>
+        <w:rPr>
+          <w:b/>
+        </w:rPr>
+        <w:t xml:space="preserve">: </w:t>
+      </w:r>
+      <w:r>
+        <w:rPr>
+          <w:bCs/>
+        </w:rPr>
+        <w:t xml:space="preserve">Опять используется команда </w:t>
+      </w:r>
+      <w:proofErr w:type="spellStart"/>
+      <w:r>
+        <w:rPr>
+          <w:bCs/>
+        </w:rPr>
+        <w:t>tr</w:t>
+      </w:r>
+      <w:proofErr w:type="spellEnd"/>
+      <w:r>
+        <w:rPr>
+          <w:bCs/>
+        </w:rPr>
+        <w:t>, чтобы заменить повторяющиеся пробелы на один пробел в выводе.</w:t>
+      </w:r>
+    </w:p>
+    <w:p>
+      <w:pPr>
+        <w:ind w:left="720"/>
+        <w:rPr>
+          <w:b/>
+        </w:rPr>
+      </w:pPr>
+    </w:p>
+    <w:p>
+      <w:pPr>
+        <w:rPr>
+          <w:bCs/>
+        </w:rPr>
+      </w:pPr>
+      <w:r>
+        <w:rPr>
+          <w:bCs/>
+        </w:rPr>
+        <w:t>Таким образом, эта командная строка выполняет аналогичные операции над содержимым переменной $</w:t>
+      </w:r>
+      <w:proofErr w:type="spellStart"/>
+      <w:r>
+        <w:rPr>
+          <w:bCs/>
+        </w:rPr>
+        <w:t>line</w:t>
+      </w:r>
+      <w:proofErr w:type="spellEnd"/>
+      <w:r>
+        <w:rPr>
+          <w:bCs/>
+        </w:rPr>
+        <w:t>: удаление пунктуации, замена пробелов и новых строк, сортировка, подсчет уникальных строк с их количеством повторений, сортировка в обратном порядке, вывод строки с наибольшим количеством повторений и замена повторяющихся пробелов.</w:t>
+      </w:r>
     </w:p>
     <w:p>
       <w:pPr>
@@ -1930,6 +2984,119 @@
     </w:lvl>
   </w:abstractNum>
   <w:abstractNum w:abstractNumId="8" w15:restartNumberingAfterBreak="0">
+    <w:nsid w:val="2A263524"/>
+    <w:multiLevelType w:val="multilevel"/>
+    <w:tmpl w:val="D9148B38"/>
+    <w:lvl w:ilvl="0">
+      <w:start w:val="1"/>
+      <w:numFmt w:val="decimal"/>
+      <w:lvlText w:val="%1."/>
+      <w:lvlJc w:val="left"/>
+      <w:pPr>
+        <w:tabs>
+          <w:tab w:val="num" w:pos="720"/>
+        </w:tabs>
+        <w:ind w:left="720" w:hanging="360"/>
+      </w:pPr>
+    </w:lvl>
+    <w:lvl w:ilvl="1" w:tentative="1">
+      <w:start w:val="1"/>
+      <w:numFmt w:val="decimal"/>
+      <w:lvlText w:val="%2."/>
+      <w:lvlJc w:val="left"/>
+      <w:pPr>
+        <w:tabs>
+          <w:tab w:val="num" w:pos="1440"/>
+        </w:tabs>
+        <w:ind w:left="1440" w:hanging="360"/>
+      </w:pPr>
+    </w:lvl>
+    <w:lvl w:ilvl="2" w:tentative="1">
+      <w:start w:val="1"/>
+      <w:numFmt w:val="decimal"/>
+      <w:lvlText w:val="%3."/>
+      <w:lvlJc w:val="left"/>
+      <w:pPr>
+        <w:tabs>
+          <w:tab w:val="num" w:pos="2160"/>
+        </w:tabs>
+        <w:ind w:left="2160" w:hanging="360"/>
+      </w:pPr>
+    </w:lvl>
+    <w:lvl w:ilvl="3" w:tentative="1">
+      <w:start w:val="1"/>
+      <w:numFmt w:val="decimal"/>
+      <w:lvlText w:val="%4."/>
+      <w:lvlJc w:val="left"/>
+      <w:pPr>
+        <w:tabs>
+          <w:tab w:val="num" w:pos="2880"/>
+        </w:tabs>
+        <w:ind w:left="2880" w:hanging="360"/>
+      </w:pPr>
+    </w:lvl>
+    <w:lvl w:ilvl="4" w:tentative="1">
+      <w:start w:val="1"/>
+      <w:numFmt w:val="decimal"/>
+      <w:lvlText w:val="%5."/>
+      <w:lvlJc w:val="left"/>
+      <w:pPr>
+        <w:tabs>
+          <w:tab w:val="num" w:pos="3600"/>
+        </w:tabs>
+        <w:ind w:left="3600" w:hanging="360"/>
+      </w:pPr>
+    </w:lvl>
+    <w:lvl w:ilvl="5" w:tentative="1">
+      <w:start w:val="1"/>
+      <w:numFmt w:val="decimal"/>
+      <w:lvlText w:val="%6."/>
+      <w:lvlJc w:val="left"/>
+      <w:pPr>
+        <w:tabs>
+          <w:tab w:val="num" w:pos="4320"/>
+        </w:tabs>
+        <w:ind w:left="4320" w:hanging="360"/>
+      </w:pPr>
+    </w:lvl>
+    <w:lvl w:ilvl="6" w:tentative="1">
+      <w:start w:val="1"/>
+      <w:numFmt w:val="decimal"/>
+      <w:lvlText w:val="%7."/>
+      <w:lvlJc w:val="left"/>
+      <w:pPr>
+        <w:tabs>
+          <w:tab w:val="num" w:pos="5040"/>
+        </w:tabs>
+        <w:ind w:left="5040" w:hanging="360"/>
+      </w:pPr>
+    </w:lvl>
+    <w:lvl w:ilvl="7" w:tentative="1">
+      <w:start w:val="1"/>
+      <w:numFmt w:val="decimal"/>
+      <w:lvlText w:val="%8."/>
+      <w:lvlJc w:val="left"/>
+      <w:pPr>
+        <w:tabs>
+          <w:tab w:val="num" w:pos="5760"/>
+        </w:tabs>
+        <w:ind w:left="5760" w:hanging="360"/>
+      </w:pPr>
+    </w:lvl>
+    <w:lvl w:ilvl="8" w:tentative="1">
+      <w:start w:val="1"/>
+      <w:numFmt w:val="decimal"/>
+      <w:lvlText w:val="%9."/>
+      <w:lvlJc w:val="left"/>
+      <w:pPr>
+        <w:tabs>
+          <w:tab w:val="num" w:pos="6480"/>
+        </w:tabs>
+        <w:ind w:left="6480" w:hanging="360"/>
+      </w:pPr>
+    </w:lvl>
+  </w:abstractNum>
+  <w:abstractNum w:abstractNumId="9" w15:restartNumberingAfterBreak="0">
     <w:nsid w:val="2AE553C3"/>
     <w:multiLevelType w:val="hybridMultilevel"/>
     <w:tmpl w:val="AC7CA3E0"/>
@@ -2041,7 +3208,7 @@
       </w:rPr>
     </w:lvl>
   </w:abstractNum>
-  <w:abstractNum w:abstractNumId="9" w15:restartNumberingAfterBreak="0">
+  <w:abstractNum w:abstractNumId="10" w15:restartNumberingAfterBreak="0">
     <w:nsid w:val="2E885605"/>
     <w:multiLevelType w:val="hybridMultilevel"/>
     <w:tmpl w:val="1D0259A0"/>
@@ -2131,7 +3298,7 @@
       </w:pPr>
     </w:lvl>
   </w:abstractNum>
-  <w:abstractNum w:abstractNumId="10" w15:restartNumberingAfterBreak="0">
+  <w:abstractNum w:abstractNumId="11" w15:restartNumberingAfterBreak="0">
     <w:nsid w:val="32FB029A"/>
     <w:multiLevelType w:val="multilevel"/>
     <w:tmpl w:val="E4F07B38"/>
@@ -2244,7 +3411,7 @@
       </w:pPr>
     </w:lvl>
   </w:abstractNum>
-  <w:abstractNum w:abstractNumId="11" w15:restartNumberingAfterBreak="0">
+  <w:abstractNum w:abstractNumId="12" w15:restartNumberingAfterBreak="0">
     <w:nsid w:val="344735A1"/>
     <w:multiLevelType w:val="hybridMultilevel"/>
     <w:tmpl w:val="1D0259A0"/>
@@ -2334,7 +3501,7 @@
       </w:pPr>
     </w:lvl>
   </w:abstractNum>
-  <w:abstractNum w:abstractNumId="12" w15:restartNumberingAfterBreak="0">
+  <w:abstractNum w:abstractNumId="13" w15:restartNumberingAfterBreak="0">
     <w:nsid w:val="34AB3356"/>
     <w:multiLevelType w:val="hybridMultilevel"/>
     <w:tmpl w:val="1D0259A0"/>
@@ -2424,7 +3591,7 @@
       </w:pPr>
     </w:lvl>
   </w:abstractNum>
-  <w:abstractNum w:abstractNumId="13" w15:restartNumberingAfterBreak="0">
+  <w:abstractNum w:abstractNumId="14" w15:restartNumberingAfterBreak="0">
     <w:nsid w:val="36592FAC"/>
     <w:multiLevelType w:val="hybridMultilevel"/>
     <w:tmpl w:val="146CC284"/>
@@ -2513,7 +3680,7 @@
       </w:pPr>
     </w:lvl>
   </w:abstractNum>
-  <w:abstractNum w:abstractNumId="14" w15:restartNumberingAfterBreak="0">
+  <w:abstractNum w:abstractNumId="15" w15:restartNumberingAfterBreak="0">
     <w:nsid w:val="379B7749"/>
     <w:multiLevelType w:val="hybridMultilevel"/>
     <w:tmpl w:val="1D0259A0"/>
@@ -2603,7 +3770,7 @@
       </w:pPr>
     </w:lvl>
   </w:abstractNum>
-  <w:abstractNum w:abstractNumId="15" w15:restartNumberingAfterBreak="0">
+  <w:abstractNum w:abstractNumId="16" w15:restartNumberingAfterBreak="0">
     <w:nsid w:val="39D2773A"/>
     <w:multiLevelType w:val="multilevel"/>
     <w:tmpl w:val="966E7736"/>
@@ -2752,7 +3919,7 @@
       </w:rPr>
     </w:lvl>
   </w:abstractNum>
-  <w:abstractNum w:abstractNumId="16" w15:restartNumberingAfterBreak="0">
+  <w:abstractNum w:abstractNumId="17" w15:restartNumberingAfterBreak="0">
     <w:nsid w:val="3C7F128D"/>
     <w:multiLevelType w:val="hybridMultilevel"/>
     <w:tmpl w:val="B1548CFA"/>
@@ -2864,7 +4031,7 @@
       </w:rPr>
     </w:lvl>
   </w:abstractNum>
-  <w:abstractNum w:abstractNumId="17" w15:restartNumberingAfterBreak="0">
+  <w:abstractNum w:abstractNumId="18" w15:restartNumberingAfterBreak="0">
     <w:nsid w:val="3D372150"/>
     <w:multiLevelType w:val="multilevel"/>
     <w:tmpl w:val="87B0E362"/>
@@ -3013,7 +4180,7 @@
       </w:rPr>
     </w:lvl>
   </w:abstractNum>
-  <w:abstractNum w:abstractNumId="18" w15:restartNumberingAfterBreak="0">
+  <w:abstractNum w:abstractNumId="19" w15:restartNumberingAfterBreak="0">
     <w:nsid w:val="3EDE7E2C"/>
     <w:multiLevelType w:val="hybridMultilevel"/>
     <w:tmpl w:val="B044AC9C"/>
@@ -3125,7 +4292,7 @@
       </w:rPr>
     </w:lvl>
   </w:abstractNum>
-  <w:abstractNum w:abstractNumId="19" w15:restartNumberingAfterBreak="0">
+  <w:abstractNum w:abstractNumId="20" w15:restartNumberingAfterBreak="0">
     <w:nsid w:val="4A875907"/>
     <w:multiLevelType w:val="hybridMultilevel"/>
     <w:tmpl w:val="1D0259A0"/>
@@ -3215,7 +4382,7 @@
       </w:pPr>
     </w:lvl>
   </w:abstractNum>
-  <w:abstractNum w:abstractNumId="20" w15:restartNumberingAfterBreak="0">
+  <w:abstractNum w:abstractNumId="21" w15:restartNumberingAfterBreak="0">
     <w:nsid w:val="4AC935B6"/>
     <w:multiLevelType w:val="hybridMultilevel"/>
     <w:tmpl w:val="1D0259A0"/>
@@ -3305,7 +4472,7 @@
       </w:pPr>
     </w:lvl>
   </w:abstractNum>
-  <w:abstractNum w:abstractNumId="21" w15:restartNumberingAfterBreak="0">
+  <w:abstractNum w:abstractNumId="22" w15:restartNumberingAfterBreak="0">
     <w:nsid w:val="583B1672"/>
     <w:multiLevelType w:val="hybridMultilevel"/>
     <w:tmpl w:val="5DD651EC"/>
@@ -3394,7 +4561,7 @@
       </w:pPr>
     </w:lvl>
   </w:abstractNum>
-  <w:abstractNum w:abstractNumId="22" w15:restartNumberingAfterBreak="0">
+  <w:abstractNum w:abstractNumId="23" w15:restartNumberingAfterBreak="0">
     <w:nsid w:val="5C9A5306"/>
     <w:multiLevelType w:val="hybridMultilevel"/>
     <w:tmpl w:val="31B68CC4"/>
@@ -3483,7 +4650,7 @@
       </w:pPr>
     </w:lvl>
   </w:abstractNum>
-  <w:abstractNum w:abstractNumId="23" w15:restartNumberingAfterBreak="0">
+  <w:abstractNum w:abstractNumId="24" w15:restartNumberingAfterBreak="0">
     <w:nsid w:val="5E4B2292"/>
     <w:multiLevelType w:val="hybridMultilevel"/>
     <w:tmpl w:val="1D0259A0"/>
@@ -3573,7 +4740,7 @@
       </w:pPr>
     </w:lvl>
   </w:abstractNum>
-  <w:abstractNum w:abstractNumId="24" w15:restartNumberingAfterBreak="0">
+  <w:abstractNum w:abstractNumId="25" w15:restartNumberingAfterBreak="0">
     <w:nsid w:val="610E175C"/>
     <w:multiLevelType w:val="hybridMultilevel"/>
     <w:tmpl w:val="1D0259A0"/>
@@ -3663,7 +4830,7 @@
       </w:pPr>
     </w:lvl>
   </w:abstractNum>
-  <w:abstractNum w:abstractNumId="25" w15:restartNumberingAfterBreak="0">
+  <w:abstractNum w:abstractNumId="26" w15:restartNumberingAfterBreak="0">
     <w:nsid w:val="65AA7DCD"/>
     <w:multiLevelType w:val="hybridMultilevel"/>
     <w:tmpl w:val="8932E9F2"/>
@@ -3752,7 +4919,7 @@
       </w:pPr>
     </w:lvl>
   </w:abstractNum>
-  <w:abstractNum w:abstractNumId="26" w15:restartNumberingAfterBreak="0">
+  <w:abstractNum w:abstractNumId="27" w15:restartNumberingAfterBreak="0">
     <w:nsid w:val="66A62A62"/>
     <w:multiLevelType w:val="hybridMultilevel"/>
     <w:tmpl w:val="1D0259A0"/>
@@ -3842,7 +5009,7 @@
       </w:pPr>
     </w:lvl>
   </w:abstractNum>
-  <w:abstractNum w:abstractNumId="27" w15:restartNumberingAfterBreak="0">
+  <w:abstractNum w:abstractNumId="28" w15:restartNumberingAfterBreak="0">
     <w:nsid w:val="6C07164D"/>
     <w:multiLevelType w:val="multilevel"/>
     <w:tmpl w:val="9E3E1EEE"/>
@@ -3928,7 +5095,7 @@
       </w:pPr>
     </w:lvl>
   </w:abstractNum>
-  <w:abstractNum w:abstractNumId="28" w15:restartNumberingAfterBreak="0">
+  <w:abstractNum w:abstractNumId="29" w15:restartNumberingAfterBreak="0">
     <w:nsid w:val="6C5B3969"/>
     <w:multiLevelType w:val="multilevel"/>
     <w:tmpl w:val="4838FE84"/>
@@ -4077,7 +5244,7 @@
       </w:rPr>
     </w:lvl>
   </w:abstractNum>
-  <w:abstractNum w:abstractNumId="29" w15:restartNumberingAfterBreak="0">
+  <w:abstractNum w:abstractNumId="30" w15:restartNumberingAfterBreak="0">
     <w:nsid w:val="6FCF2D15"/>
     <w:multiLevelType w:val="hybridMultilevel"/>
     <w:tmpl w:val="1D0259A0"/>
@@ -4167,7 +5334,7 @@
       </w:pPr>
     </w:lvl>
   </w:abstractNum>
-  <w:abstractNum w:abstractNumId="30" w15:restartNumberingAfterBreak="0">
+  <w:abstractNum w:abstractNumId="31" w15:restartNumberingAfterBreak="0">
     <w:nsid w:val="701F1FF3"/>
     <w:multiLevelType w:val="hybridMultilevel"/>
     <w:tmpl w:val="B532BECA"/>
@@ -4279,7 +5446,7 @@
       </w:rPr>
     </w:lvl>
   </w:abstractNum>
-  <w:abstractNum w:abstractNumId="31" w15:restartNumberingAfterBreak="0">
+  <w:abstractNum w:abstractNumId="32" w15:restartNumberingAfterBreak="0">
     <w:nsid w:val="703876D9"/>
     <w:multiLevelType w:val="hybridMultilevel"/>
     <w:tmpl w:val="1D0259A0"/>
@@ -4369,7 +5536,120 @@
       </w:pPr>
     </w:lvl>
   </w:abstractNum>
-  <w:abstractNum w:abstractNumId="32" w15:restartNumberingAfterBreak="0">
+  <w:abstractNum w:abstractNumId="33" w15:restartNumberingAfterBreak="0">
+    <w:nsid w:val="708A2EBB"/>
+    <w:multiLevelType w:val="multilevel"/>
+    <w:tmpl w:val="E9727D00"/>
+    <w:lvl w:ilvl="0">
+      <w:start w:val="1"/>
+      <w:numFmt w:val="decimal"/>
+      <w:lvlText w:val="%1."/>
+      <w:lvlJc w:val="left"/>
+      <w:pPr>
+        <w:tabs>
+          <w:tab w:val="num" w:pos="720"/>
+        </w:tabs>
+        <w:ind w:left="720" w:hanging="360"/>
+      </w:pPr>
+    </w:lvl>
+    <w:lvl w:ilvl="1" w:tentative="1">
+      <w:start w:val="1"/>
+      <w:numFmt w:val="decimal"/>
+      <w:lvlText w:val="%2."/>
+      <w:lvlJc w:val="left"/>
+      <w:pPr>
+        <w:tabs>
+          <w:tab w:val="num" w:pos="1440"/>
+        </w:tabs>
+        <w:ind w:left="1440" w:hanging="360"/>
+      </w:pPr>
+    </w:lvl>
+    <w:lvl w:ilvl="2" w:tentative="1">
+      <w:start w:val="1"/>
+      <w:numFmt w:val="decimal"/>
+      <w:lvlText w:val="%3."/>
+      <w:lvlJc w:val="left"/>
+      <w:pPr>
+        <w:tabs>
+          <w:tab w:val="num" w:pos="2160"/>
+        </w:tabs>
+        <w:ind w:left="2160" w:hanging="360"/>
+      </w:pPr>
+    </w:lvl>
+    <w:lvl w:ilvl="3" w:tentative="1">
+      <w:start w:val="1"/>
+      <w:numFmt w:val="decimal"/>
+      <w:lvlText w:val="%4."/>
+      <w:lvlJc w:val="left"/>
+      <w:pPr>
+        <w:tabs>
+          <w:tab w:val="num" w:pos="2880"/>
+        </w:tabs>
+        <w:ind w:left="2880" w:hanging="360"/>
+      </w:pPr>
+    </w:lvl>
+    <w:lvl w:ilvl="4" w:tentative="1">
+      <w:start w:val="1"/>
+      <w:numFmt w:val="decimal"/>
+      <w:lvlText w:val="%5."/>
+      <w:lvlJc w:val="left"/>
+      <w:pPr>
+        <w:tabs>
+          <w:tab w:val="num" w:pos="3600"/>
+        </w:tabs>
+        <w:ind w:left="3600" w:hanging="360"/>
+      </w:pPr>
+    </w:lvl>
+    <w:lvl w:ilvl="5" w:tentative="1">
+      <w:start w:val="1"/>
+      <w:numFmt w:val="decimal"/>
+      <w:lvlText w:val="%6."/>
+      <w:lvlJc w:val="left"/>
+      <w:pPr>
+        <w:tabs>
+          <w:tab w:val="num" w:pos="4320"/>
+        </w:tabs>
+        <w:ind w:left="4320" w:hanging="360"/>
+      </w:pPr>
+    </w:lvl>
+    <w:lvl w:ilvl="6" w:tentative="1">
+      <w:start w:val="1"/>
+      <w:numFmt w:val="decimal"/>
+      <w:lvlText w:val="%7."/>
+      <w:lvlJc w:val="left"/>
+      <w:pPr>
+        <w:tabs>
+          <w:tab w:val="num" w:pos="5040"/>
+        </w:tabs>
+        <w:ind w:left="5040" w:hanging="360"/>
+      </w:pPr>
+    </w:lvl>
+    <w:lvl w:ilvl="7" w:tentative="1">
+      <w:start w:val="1"/>
+      <w:numFmt w:val="decimal"/>
+      <w:lvlText w:val="%8."/>
+      <w:lvlJc w:val="left"/>
+      <w:pPr>
+        <w:tabs>
+          <w:tab w:val="num" w:pos="5760"/>
+        </w:tabs>
+        <w:ind w:left="5760" w:hanging="360"/>
+      </w:pPr>
+    </w:lvl>
+    <w:lvl w:ilvl="8" w:tentative="1">
+      <w:start w:val="1"/>
+      <w:numFmt w:val="decimal"/>
+      <w:lvlText w:val="%9."/>
+      <w:lvlJc w:val="left"/>
+      <w:pPr>
+        <w:tabs>
+          <w:tab w:val="num" w:pos="6480"/>
+        </w:tabs>
+        <w:ind w:left="6480" w:hanging="360"/>
+      </w:pPr>
+    </w:lvl>
+  </w:abstractNum>
+  <w:abstractNum w:abstractNumId="34" w15:restartNumberingAfterBreak="0">
     <w:nsid w:val="71BD33E9"/>
     <w:multiLevelType w:val="hybridMultilevel"/>
     <w:tmpl w:val="1D0259A0"/>
@@ -4459,7 +5739,7 @@
       </w:pPr>
     </w:lvl>
   </w:abstractNum>
-  <w:abstractNum w:abstractNumId="33" w15:restartNumberingAfterBreak="0">
+  <w:abstractNum w:abstractNumId="35" w15:restartNumberingAfterBreak="0">
     <w:nsid w:val="7E990DA9"/>
     <w:multiLevelType w:val="hybridMultilevel"/>
     <w:tmpl w:val="89F031CE"/>
@@ -4549,52 +5829,52 @@
     </w:lvl>
   </w:abstractNum>
   <w:num w:numId="1" w16cid:durableId="1696418393">
-    <w:abstractNumId w:val="31"/>
+    <w:abstractNumId w:val="32"/>
   </w:num>
   <w:num w:numId="2" w16cid:durableId="1579822287">
     <w:abstractNumId w:val="7"/>
   </w:num>
   <w:num w:numId="3" w16cid:durableId="900364851">
-    <w:abstractNumId w:val="19"/>
+    <w:abstractNumId w:val="20"/>
   </w:num>
   <w:num w:numId="4" w16cid:durableId="1251161451">
     <w:abstractNumId w:val="5"/>
   </w:num>
   <w:num w:numId="5" w16cid:durableId="1733964895">
-    <w:abstractNumId w:val="29"/>
+    <w:abstractNumId w:val="30"/>
   </w:num>
   <w:num w:numId="6" w16cid:durableId="949358702">
-    <w:abstractNumId w:val="20"/>
+    <w:abstractNumId w:val="21"/>
   </w:num>
   <w:num w:numId="7" w16cid:durableId="691148785">
-    <w:abstractNumId w:val="11"/>
+    <w:abstractNumId w:val="12"/>
   </w:num>
   <w:num w:numId="8" w16cid:durableId="1879659066">
-    <w:abstractNumId w:val="9"/>
+    <w:abstractNumId w:val="10"/>
   </w:num>
   <w:num w:numId="9" w16cid:durableId="1824271767">
-    <w:abstractNumId w:val="12"/>
+    <w:abstractNumId w:val="13"/>
   </w:num>
   <w:num w:numId="10" w16cid:durableId="1815566938">
+    <w:abstractNumId w:val="25"/>
+  </w:num>
+  <w:num w:numId="11" w16cid:durableId="1441949624">
+    <w:abstractNumId w:val="27"/>
+  </w:num>
+  <w:num w:numId="12" w16cid:durableId="983974316">
+    <w:abstractNumId w:val="15"/>
+  </w:num>
+  <w:num w:numId="13" w16cid:durableId="2099322798">
     <w:abstractNumId w:val="24"/>
   </w:num>
-  <w:num w:numId="11" w16cid:durableId="1441949624">
-    <w:abstractNumId w:val="26"/>
-  </w:num>
-  <w:num w:numId="12" w16cid:durableId="983974316">
-    <w:abstractNumId w:val="14"/>
-  </w:num>
-  <w:num w:numId="13" w16cid:durableId="2099322798">
-    <w:abstractNumId w:val="23"/>
-  </w:num>
   <w:num w:numId="14" w16cid:durableId="1311865019">
-    <w:abstractNumId w:val="32"/>
+    <w:abstractNumId w:val="34"/>
   </w:num>
   <w:num w:numId="15" w16cid:durableId="122041996">
-    <w:abstractNumId w:val="33"/>
+    <w:abstractNumId w:val="35"/>
   </w:num>
   <w:num w:numId="16" w16cid:durableId="1921988066">
-    <w:abstractNumId w:val="22"/>
+    <w:abstractNumId w:val="23"/>
   </w:num>
   <w:num w:numId="17" w16cid:durableId="1682125625">
     <w:abstractNumId w:val="2"/>
@@ -4603,10 +5883,10 @@
     <w:abstractNumId w:val="1"/>
   </w:num>
   <w:num w:numId="19" w16cid:durableId="908348290">
-    <w:abstractNumId w:val="10"/>
+    <w:abstractNumId w:val="11"/>
   </w:num>
   <w:num w:numId="20" w16cid:durableId="827019110">
-    <w:abstractNumId w:val="21"/>
+    <w:abstractNumId w:val="22"/>
   </w:num>
   <w:num w:numId="21" w16cid:durableId="2105369953">
     <w:abstractNumId w:val="4"/>
@@ -4615,19 +5895,19 @@
     <w:abstractNumId w:val="0"/>
   </w:num>
   <w:num w:numId="23" w16cid:durableId="1354770615">
-    <w:abstractNumId w:val="28"/>
+    <w:abstractNumId w:val="29"/>
   </w:num>
   <w:num w:numId="24" w16cid:durableId="2053074621">
     <w:abstractNumId w:val="6"/>
   </w:num>
   <w:num w:numId="25" w16cid:durableId="1606766151">
-    <w:abstractNumId w:val="17"/>
+    <w:abstractNumId w:val="18"/>
   </w:num>
   <w:num w:numId="26" w16cid:durableId="1524974348">
-    <w:abstractNumId w:val="15"/>
+    <w:abstractNumId w:val="16"/>
   </w:num>
   <w:num w:numId="27" w16cid:durableId="94713200">
-    <w:abstractNumId w:val="25"/>
+    <w:abstractNumId w:val="26"/>
   </w:num>
   <w:num w:numId="28" w16cid:durableId="1854954921">
     <w:abstractNumId w:val="3"/>
@@ -4660,22 +5940,22 @@
     </w:lvlOverride>
   </w:num>
   <w:num w:numId="29" w16cid:durableId="1141271269">
-    <w:abstractNumId w:val="8"/>
+    <w:abstractNumId w:val="9"/>
   </w:num>
   <w:num w:numId="30" w16cid:durableId="56245512">
-    <w:abstractNumId w:val="18"/>
+    <w:abstractNumId w:val="19"/>
   </w:num>
   <w:num w:numId="31" w16cid:durableId="1775320012">
-    <w:abstractNumId w:val="30"/>
+    <w:abstractNumId w:val="31"/>
   </w:num>
   <w:num w:numId="32" w16cid:durableId="1922399457">
-    <w:abstractNumId w:val="16"/>
+    <w:abstractNumId w:val="17"/>
   </w:num>
   <w:num w:numId="33" w16cid:durableId="829713411">
-    <w:abstractNumId w:val="13"/>
+    <w:abstractNumId w:val="14"/>
   </w:num>
   <w:num w:numId="34" w16cid:durableId="1049913358">
-    <w:abstractNumId w:val="27"/>
+    <w:abstractNumId w:val="28"/>
     <w:lvlOverride w:ilvl="0">
       <w:startOverride w:val="1"/>
     </w:lvlOverride>
@@ -4703,6 +5983,12 @@
     <w:lvlOverride w:ilvl="8">
       <w:startOverride w:val="1"/>
     </w:lvlOverride>
+  </w:num>
+  <w:num w:numId="35" w16cid:durableId="762604359">
+    <w:abstractNumId w:val="8"/>
+  </w:num>
+  <w:num w:numId="36" w16cid:durableId="120391286">
+    <w:abstractNumId w:val="33"/>
   </w:num>
 </w:numbering>
 </file>
@@ -5180,7 +6466,6 @@
   <w:style w:type="character" w:default="1" w:styleId="a0">
     <w:name w:val="Default Paragraph Font"/>
     <w:uiPriority w:val="1"/>
-    <w:semiHidden/>
     <w:unhideWhenUsed/>
   </w:style>
   <w:style w:type="table" w:default="1" w:styleId="a1">
